--- a/week-04/CAPSTONE_BRAINSTORM_DOC.docx
+++ b/week-04/CAPSTONE_BRAINSTORM_DOC.docx
@@ -858,11 +858,6 @@
     </w:p>
     <w:p/>
     <w:p>
-      <w:pPr>
-        <w:rPr>
-          <w:strike/>
-        </w:rPr>
-      </w:pPr>
       <w:r>
         <w:rPr>
           <w:strike/>
@@ -988,6 +983,51 @@
       <w:proofErr w:type="gramEnd"/>
       <w:r>
         <w:t xml:space="preserve"> graph but table example MAYBEEE</w:t>
+      </w:r>
+    </w:p>
+    <w:p/>
+    <w:p>
+      <w:r>
+        <w:t>REFERENCES:</w:t>
+      </w:r>
+      <w:r>
+        <w:br/>
+      </w:r>
+      <w:r>
+        <w:br/>
+      </w:r>
+      <w:hyperlink r:id="rId4" w:history="1">
+        <w:r>
+          <w:rPr>
+            <w:rStyle w:val="Hyperlink"/>
+          </w:rPr>
+          <w:t>https://www.pjstar.com/story/news/2014/10/30/casey-8217-s-could-appeal/36053655007/</w:t>
+        </w:r>
+      </w:hyperlink>
+    </w:p>
+    <w:p>
+      <w:hyperlink r:id="rId5" w:history="1">
+        <w:r>
+          <w:rPr>
+            <w:rStyle w:val="Hyperlink"/>
+          </w:rPr>
+          <w:t>https://trends.google.com/explore?q=%2Fm%2F012mj%2C%2Fm%2F0kcgj&amp;date=2014-01-01%202014-12-31&amp;geo=US-IA</w:t>
+        </w:r>
+      </w:hyperlink>
+    </w:p>
+    <w:p>
+      <w:hyperlink r:id="rId6" w:history="1">
+        <w:r>
+          <w:rPr>
+            <w:rStyle w:val="Hyperlink"/>
+          </w:rPr>
+          <w:t>https://www.investopedia.com/terms/p/percapita.asp</w:t>
+        </w:r>
+      </w:hyperlink>
+    </w:p>
+    <w:p>
+      <w:r>
+        <w:t>https://pubmed.ncbi.nlm.nih.gov/30324707/</w:t>
       </w:r>
     </w:p>
     <w:sectPr>
@@ -1916,6 +1956,29 @@
       <w:spacing w:val="5"/>
     </w:rPr>
   </w:style>
+  <w:style w:type="character" w:styleId="Hyperlink">
+    <w:name w:val="Hyperlink"/>
+    <w:basedOn w:val="DefaultParagraphFont"/>
+    <w:uiPriority w:val="99"/>
+    <w:unhideWhenUsed/>
+    <w:rsid w:val="006648C8"/>
+    <w:rPr>
+      <w:color w:val="467886" w:themeColor="hyperlink"/>
+      <w:u w:val="single"/>
+    </w:rPr>
+  </w:style>
+  <w:style w:type="character" w:styleId="UnresolvedMention">
+    <w:name w:val="Unresolved Mention"/>
+    <w:basedOn w:val="DefaultParagraphFont"/>
+    <w:uiPriority w:val="99"/>
+    <w:semiHidden/>
+    <w:unhideWhenUsed/>
+    <w:rsid w:val="006648C8"/>
+    <w:rPr>
+      <w:color w:val="605E5C"/>
+      <w:shd w:val="clear" w:color="auto" w:fill="E1DFDD"/>
+    </w:rPr>
+  </w:style>
 </w:styles>
 </file>
 
